--- a/rapports/2026-06-06/EQ9/EQ9_sup_v2/DR_031101000010/68-51-53-15.docx
+++ b/rapports/2026-06-06/EQ9/EQ9_sup_v2/DR_031101000010/68-51-53-15.docx
@@ -297,7 +297,7 @@
           <w:color w:val="1F6FEB"/>
           <w:sz w:val="22"/>
         </w:rPr>
-        <w:t>⚠ INCOHÉRENCES À CORRIGER (64)</w:t>
+        <w:t>⚠ INCOHÉRENCES À CORRIGER (58)</w:t>
       </w:r>
     </w:p>
     <w:tbl>
@@ -485,7 +485,7 @@
                 <w:i w:val="0"/>
                 <w:sz w:val="17"/>
               </w:rPr>
-              <w:t>Incohérence!!! seulement les écoles privées paient les frais de scolarité (y compris les frais d'inscription).</w:t>
+              <w:t>Incohérence ! Khady Diouf frequente actuellement 2ème année de Supérieur mais dit avoir reçu une bourse de 480000 FCFA.</w:t>
             </w:r>
           </w:p>
         </w:tc>
@@ -634,7 +634,7 @@
                 <w:color w:val="16A34A"/>
                 <w:sz w:val="16"/>
               </w:rPr>
-              <w:t>—</w:t>
+              <w:t>s01q32, s01q36, s01q38, s04q37_modif, s02q33, s02q34, s01q00b</w:t>
             </w:r>
           </w:p>
         </w:tc>
@@ -665,7 +665,7 @@
                 <w:i w:val="0"/>
                 <w:sz w:val="17"/>
               </w:rPr>
-              <w:t>Incohérence ! Khady Diouf frequente actuellement 2ème année de Supérieur mais dit avoir reçu une bourse de 480000 FCFA.</w:t>
+              <w:t>Peu probable!!! Vu l'âge (19 ans) de Papa Élimane Diouf ou l'année à laquelle Papa Élimane Diouf a fréquenté l'école pour la dernière fois (2022) le dernier diplome de Papa Élimane Diouf ne peut être le Certificat d'études primaires (CEP), prière de corriger cette incohérence ou confirmer avec le QG.</w:t>
             </w:r>
           </w:p>
         </w:tc>
@@ -680,10 +680,550 @@
               <w:rPr>
                 <w:b/>
                 <w:i w:val="0"/>
-                <w:color w:val="DC2626"/>
+                <w:color w:val="EA580C"/>
                 <w:sz w:val="16"/>
               </w:rPr>
-              <w:t>Haute</w:t>
+              <w:t>Moyenne</w:t>
+            </w:r>
+          </w:p>
+        </w:tc>
+        <w:tc>
+          <w:tcPr>
+            <w:tcW w:type="dxa" w:w="1247"/>
+          </w:tcPr>
+          <w:p>
+            <w:r>
+              <w:rPr>
+                <w:b/>
+                <w:i w:val="0"/>
+                <w:sz w:val="16"/>
+              </w:rPr>
+              <w:t>S00</w:t>
+              <w:br/>
+            </w:r>
+            <w:r>
+              <w:rPr>
+                <w:b w:val="0"/>
+                <w:i w:val="0"/>
+                <w:color w:val="64748B"/>
+                <w:sz w:val="14"/>
+              </w:rPr>
+              <w:t>Identification</w:t>
+            </w:r>
+          </w:p>
+        </w:tc>
+        <w:tc>
+          <w:tcPr>
+            <w:tcW w:type="dxa" w:w="1531"/>
+          </w:tcPr>
+          <w:p>
+            <w:r>
+              <w:rPr>
+                <w:b/>
+                <w:i w:val="0"/>
+                <w:color w:val="16A34A"/>
+                <w:sz w:val="16"/>
+              </w:rPr>
+              <w:t>—</w:t>
+            </w:r>
+          </w:p>
+        </w:tc>
+        <w:tc>
+          <w:tcPr>
+            <w:tcW w:type="dxa" w:w="1191"/>
+          </w:tcPr>
+          <w:p>
+            <w:r>
+              <w:rPr>
+                <w:b w:val="0"/>
+                <w:i w:val="0"/>
+                <w:color w:val="64748B"/>
+                <w:sz w:val="16"/>
+              </w:rPr>
+              <w:t>GT-CQ</w:t>
+            </w:r>
+          </w:p>
+        </w:tc>
+        <w:tc>
+          <w:tcPr>
+            <w:tcW w:type="dxa" w:w="4706"/>
+          </w:tcPr>
+          <w:p>
+            <w:r>
+              <w:rPr>
+                <w:b w:val="0"/>
+                <w:i w:val="0"/>
+                <w:sz w:val="17"/>
+              </w:rPr>
+              <w:t>L'adresse ou la localisation du ménage doit être bien renseignée, ne doit pas contenir des numéros de téléphone et elle semble courte pour être une adresse.</w:t>
+            </w:r>
+          </w:p>
+        </w:tc>
+      </w:tr>
+      <w:tr>
+        <w:tc>
+          <w:tcPr>
+            <w:tcW w:type="dxa" w:w="964"/>
+          </w:tcPr>
+          <w:p>
+            <w:r>
+              <w:rPr>
+                <w:b/>
+                <w:i w:val="0"/>
+                <w:color w:val="EA580C"/>
+                <w:sz w:val="16"/>
+              </w:rPr>
+              <w:t>Moyenne</w:t>
+            </w:r>
+          </w:p>
+        </w:tc>
+        <w:tc>
+          <w:tcPr>
+            <w:tcW w:type="dxa" w:w="1247"/>
+          </w:tcPr>
+          <w:p>
+            <w:r>
+              <w:rPr>
+                <w:b/>
+                <w:i w:val="0"/>
+                <w:sz w:val="16"/>
+              </w:rPr>
+              <w:t>S00</w:t>
+              <w:br/>
+            </w:r>
+            <w:r>
+              <w:rPr>
+                <w:b w:val="0"/>
+                <w:i w:val="0"/>
+                <w:color w:val="64748B"/>
+                <w:sz w:val="14"/>
+              </w:rPr>
+              <w:t>Identification</w:t>
+            </w:r>
+          </w:p>
+        </w:tc>
+        <w:tc>
+          <w:tcPr>
+            <w:tcW w:type="dxa" w:w="1531"/>
+          </w:tcPr>
+          <w:p>
+            <w:r>
+              <w:rPr>
+                <w:b/>
+                <w:i w:val="0"/>
+                <w:color w:val="16A34A"/>
+                <w:sz w:val="16"/>
+              </w:rPr>
+              <w:t>—</w:t>
+            </w:r>
+          </w:p>
+        </w:tc>
+        <w:tc>
+          <w:tcPr>
+            <w:tcW w:type="dxa" w:w="1191"/>
+          </w:tcPr>
+          <w:p>
+            <w:r>
+              <w:rPr>
+                <w:b w:val="0"/>
+                <w:i w:val="0"/>
+                <w:color w:val="64748B"/>
+                <w:sz w:val="16"/>
+              </w:rPr>
+              <w:t>GT-CQ</w:t>
+            </w:r>
+          </w:p>
+        </w:tc>
+        <w:tc>
+          <w:tcPr>
+            <w:tcW w:type="dxa" w:w="4706"/>
+          </w:tcPr>
+          <w:p>
+            <w:r>
+              <w:rPr>
+                <w:b w:val="0"/>
+                <w:i w:val="0"/>
+                <w:sz w:val="17"/>
+              </w:rPr>
+              <w:t>Prière de renseigner la bonne adresse.Attention! Il manque des informations non renseignées dans la section 0, prière de regarder toutes les autres informations dans l'identification du ménage (IDENTIFICATION ET RENSEIGNEMENTS DE CONTROLE) ou dans OBSERVATIONS pour pouvoir renseigné toutes les questions liées au ménage.</w:t>
+            </w:r>
+          </w:p>
+        </w:tc>
+      </w:tr>
+      <w:tr>
+        <w:tc>
+          <w:tcPr>
+            <w:tcW w:type="dxa" w:w="964"/>
+          </w:tcPr>
+          <w:p>
+            <w:r>
+              <w:rPr>
+                <w:b/>
+                <w:i w:val="0"/>
+                <w:color w:val="EA580C"/>
+                <w:sz w:val="16"/>
+              </w:rPr>
+              <w:t>Moyenne</w:t>
+            </w:r>
+          </w:p>
+        </w:tc>
+        <w:tc>
+          <w:tcPr>
+            <w:tcW w:type="dxa" w:w="1247"/>
+          </w:tcPr>
+          <w:p>
+            <w:r>
+              <w:rPr>
+                <w:b/>
+                <w:i w:val="0"/>
+                <w:sz w:val="16"/>
+              </w:rPr>
+              <w:t>S01</w:t>
+              <w:br/>
+            </w:r>
+            <w:r>
+              <w:rPr>
+                <w:b w:val="0"/>
+                <w:i w:val="0"/>
+                <w:color w:val="64748B"/>
+                <w:sz w:val="14"/>
+              </w:rPr>
+              <w:t>Démographie</w:t>
+            </w:r>
+          </w:p>
+        </w:tc>
+        <w:tc>
+          <w:tcPr>
+            <w:tcW w:type="dxa" w:w="1531"/>
+          </w:tcPr>
+          <w:p>
+            <w:r>
+              <w:rPr>
+                <w:b/>
+                <w:i w:val="0"/>
+                <w:color w:val="16A34A"/>
+                <w:sz w:val="16"/>
+              </w:rPr>
+              <w:t>—</w:t>
+            </w:r>
+          </w:p>
+        </w:tc>
+        <w:tc>
+          <w:tcPr>
+            <w:tcW w:type="dxa" w:w="1191"/>
+          </w:tcPr>
+          <w:p>
+            <w:r>
+              <w:rPr>
+                <w:b w:val="0"/>
+                <w:i w:val="0"/>
+                <w:color w:val="64748B"/>
+                <w:sz w:val="16"/>
+              </w:rPr>
+              <w:t>GT-CQ</w:t>
+            </w:r>
+          </w:p>
+        </w:tc>
+        <w:tc>
+          <w:tcPr>
+            <w:tcW w:type="dxa" w:w="4706"/>
+          </w:tcPr>
+          <w:p>
+            <w:r>
+              <w:rPr>
+                <w:b w:val="0"/>
+                <w:i w:val="0"/>
+                <w:sz w:val="17"/>
+              </w:rPr>
+              <w:t>Attention ! Le montant (9999 Fcfa) dépensé ou reçu en cadeau pour les cartes prépayées, les transferts de crédit et les abonnements de  Papa Élimane Diouf est relativement élevé par rapport aux autres montants depansés observés dans cette zone.</w:t>
+            </w:r>
+          </w:p>
+        </w:tc>
+      </w:tr>
+      <w:tr>
+        <w:tc>
+          <w:tcPr>
+            <w:tcW w:type="dxa" w:w="964"/>
+          </w:tcPr>
+          <w:p>
+            <w:r>
+              <w:rPr>
+                <w:b/>
+                <w:i w:val="0"/>
+                <w:color w:val="EA580C"/>
+                <w:sz w:val="16"/>
+              </w:rPr>
+              <w:t>Moyenne</w:t>
+            </w:r>
+          </w:p>
+        </w:tc>
+        <w:tc>
+          <w:tcPr>
+            <w:tcW w:type="dxa" w:w="1247"/>
+          </w:tcPr>
+          <w:p>
+            <w:r>
+              <w:rPr>
+                <w:b/>
+                <w:i w:val="0"/>
+                <w:sz w:val="16"/>
+              </w:rPr>
+              <w:t>S01</w:t>
+              <w:br/>
+            </w:r>
+            <w:r>
+              <w:rPr>
+                <w:b w:val="0"/>
+                <w:i w:val="0"/>
+                <w:color w:val="64748B"/>
+                <w:sz w:val="14"/>
+              </w:rPr>
+              <w:t>Démographie</w:t>
+            </w:r>
+          </w:p>
+        </w:tc>
+        <w:tc>
+          <w:tcPr>
+            <w:tcW w:type="dxa" w:w="1531"/>
+          </w:tcPr>
+          <w:p>
+            <w:r>
+              <w:rPr>
+                <w:b/>
+                <w:i w:val="0"/>
+                <w:color w:val="16A34A"/>
+                <w:sz w:val="16"/>
+              </w:rPr>
+              <w:t>—</w:t>
+            </w:r>
+          </w:p>
+        </w:tc>
+        <w:tc>
+          <w:tcPr>
+            <w:tcW w:type="dxa" w:w="1191"/>
+          </w:tcPr>
+          <w:p>
+            <w:r>
+              <w:rPr>
+                <w:b w:val="0"/>
+                <w:i w:val="0"/>
+                <w:color w:val="64748B"/>
+                <w:sz w:val="16"/>
+              </w:rPr>
+              <w:t>GT-CQ</w:t>
+            </w:r>
+          </w:p>
+        </w:tc>
+        <w:tc>
+          <w:tcPr>
+            <w:tcW w:type="dxa" w:w="4706"/>
+          </w:tcPr>
+          <w:p>
+            <w:r>
+              <w:rPr>
+                <w:b w:val="0"/>
+                <w:i w:val="0"/>
+                <w:sz w:val="17"/>
+              </w:rPr>
+              <w:t>Prière de corriger ou de confirmer avec le QG.</w:t>
+            </w:r>
+          </w:p>
+        </w:tc>
+      </w:tr>
+      <w:tr>
+        <w:tc>
+          <w:tcPr>
+            <w:tcW w:type="dxa" w:w="964"/>
+          </w:tcPr>
+          <w:p>
+            <w:r>
+              <w:rPr>
+                <w:b/>
+                <w:i w:val="0"/>
+                <w:color w:val="EA580C"/>
+                <w:sz w:val="16"/>
+              </w:rPr>
+              <w:t>Moyenne</w:t>
+            </w:r>
+          </w:p>
+        </w:tc>
+        <w:tc>
+          <w:tcPr>
+            <w:tcW w:type="dxa" w:w="1247"/>
+          </w:tcPr>
+          <w:p>
+            <w:r>
+              <w:rPr>
+                <w:b/>
+                <w:i w:val="0"/>
+                <w:sz w:val="16"/>
+              </w:rPr>
+              <w:t>S01</w:t>
+              <w:br/>
+            </w:r>
+            <w:r>
+              <w:rPr>
+                <w:b w:val="0"/>
+                <w:i w:val="0"/>
+                <w:color w:val="64748B"/>
+                <w:sz w:val="14"/>
+              </w:rPr>
+              <w:t>Démographie</w:t>
+            </w:r>
+          </w:p>
+        </w:tc>
+        <w:tc>
+          <w:tcPr>
+            <w:tcW w:type="dxa" w:w="1531"/>
+          </w:tcPr>
+          <w:p>
+            <w:r>
+              <w:rPr>
+                <w:b/>
+                <w:i w:val="0"/>
+                <w:color w:val="16A34A"/>
+                <w:sz w:val="16"/>
+              </w:rPr>
+              <w:t>s01q41a, s01q00b</w:t>
+            </w:r>
+          </w:p>
+        </w:tc>
+        <w:tc>
+          <w:tcPr>
+            <w:tcW w:type="dxa" w:w="1191"/>
+          </w:tcPr>
+          <w:p>
+            <w:r>
+              <w:rPr>
+                <w:b w:val="0"/>
+                <w:i w:val="0"/>
+                <w:color w:val="64748B"/>
+                <w:sz w:val="16"/>
+              </w:rPr>
+              <w:t>GT-CQ</w:t>
+            </w:r>
+          </w:p>
+        </w:tc>
+        <w:tc>
+          <w:tcPr>
+            <w:tcW w:type="dxa" w:w="4706"/>
+          </w:tcPr>
+          <w:p>
+            <w:r>
+              <w:rPr>
+                <w:b w:val="0"/>
+                <w:i w:val="0"/>
+                <w:sz w:val="17"/>
+              </w:rPr>
+              <w:t>Attention ! Le montant (9999 Fcfa) dépensé ou reçu en cadeau pour les recharges internet ou de forfaits de données mobiles(hors appels vocaux), aucours des 30 derniers jours de  Papa Élimane Diouf est relativement élevé par rapport aux autres montants depansés observés dans cette zone.</w:t>
+            </w:r>
+          </w:p>
+        </w:tc>
+      </w:tr>
+      <w:tr>
+        <w:tc>
+          <w:tcPr>
+            <w:tcW w:type="dxa" w:w="964"/>
+          </w:tcPr>
+          <w:p>
+            <w:r>
+              <w:rPr>
+                <w:b/>
+                <w:i w:val="0"/>
+                <w:color w:val="EA580C"/>
+                <w:sz w:val="16"/>
+              </w:rPr>
+              <w:t>Moyenne</w:t>
+            </w:r>
+          </w:p>
+        </w:tc>
+        <w:tc>
+          <w:tcPr>
+            <w:tcW w:type="dxa" w:w="1247"/>
+          </w:tcPr>
+          <w:p>
+            <w:r>
+              <w:rPr>
+                <w:b/>
+                <w:i w:val="0"/>
+                <w:sz w:val="16"/>
+              </w:rPr>
+              <w:t>S01</w:t>
+              <w:br/>
+            </w:r>
+            <w:r>
+              <w:rPr>
+                <w:b w:val="0"/>
+                <w:i w:val="0"/>
+                <w:color w:val="64748B"/>
+                <w:sz w:val="14"/>
+              </w:rPr>
+              <w:t>Démographie</w:t>
+            </w:r>
+          </w:p>
+        </w:tc>
+        <w:tc>
+          <w:tcPr>
+            <w:tcW w:type="dxa" w:w="1531"/>
+          </w:tcPr>
+          <w:p>
+            <w:r>
+              <w:rPr>
+                <w:b/>
+                <w:i w:val="0"/>
+                <w:color w:val="16A34A"/>
+                <w:sz w:val="16"/>
+              </w:rPr>
+              <w:t>s01q10_1</w:t>
+            </w:r>
+          </w:p>
+        </w:tc>
+        <w:tc>
+          <w:tcPr>
+            <w:tcW w:type="dxa" w:w="1191"/>
+          </w:tcPr>
+          <w:p>
+            <w:r>
+              <w:rPr>
+                <w:b w:val="0"/>
+                <w:i w:val="0"/>
+                <w:color w:val="64748B"/>
+                <w:sz w:val="16"/>
+              </w:rPr>
+              <w:t>GT-CQ</w:t>
+            </w:r>
+          </w:p>
+        </w:tc>
+        <w:tc>
+          <w:tcPr>
+            <w:tcW w:type="dxa" w:w="4706"/>
+          </w:tcPr>
+          <w:p>
+            <w:r>
+              <w:rPr>
+                <w:b w:val="0"/>
+                <w:i w:val="0"/>
+                <w:sz w:val="17"/>
+              </w:rPr>
+              <w:t>La taille du ménage lors de l'enquête principale (8) de ce ménage est inférieur à la taille du denombrement (10), prière de fournir des explications concrètes ou aller revisiter le ménage.</w:t>
+            </w:r>
+          </w:p>
+        </w:tc>
+      </w:tr>
+      <w:tr>
+        <w:tc>
+          <w:tcPr>
+            <w:tcW w:type="dxa" w:w="964"/>
+          </w:tcPr>
+          <w:p>
+            <w:r>
+              <w:rPr>
+                <w:b/>
+                <w:i w:val="0"/>
+                <w:color w:val="EA580C"/>
+                <w:sz w:val="16"/>
+              </w:rPr>
+              <w:t>Moyenne</w:t>
             </w:r>
           </w:p>
         </w:tc>
@@ -724,7 +1264,7 @@
                 <w:color w:val="16A34A"/>
                 <w:sz w:val="16"/>
               </w:rPr>
-              <w:t>s01q32, s01q36, s01q38, s04q37_modif, s02q33, s02q34, s01q00b</w:t>
+              <w:t>s01q63, s00q04, s02q25, s01q00b, s02q17_2, s02q15_2</w:t>
             </w:r>
           </w:p>
         </w:tc>
@@ -755,7 +1295,7 @@
                 <w:i w:val="0"/>
                 <w:sz w:val="17"/>
               </w:rPr>
-              <w:t>Peu probable!!! Vu l'âge (19 ans) de Papa Élimane Diouf ou l'année à laquelle Papa Élimane Diouf a fréquenté l'école pour la dernière fois (2022) le dernier diplome de Papa Élimane Diouf ne peut être le Certificat d'études primaires (CEP), prière de corriger cette incohérence ou confirmer avec le QG.</w:t>
+              <w:t>Dans les milieux urbains c'est peu probable de voir une école dont les élèves ou étudiants ne dépensent pas en frais d'uniformes, prière de verifier pour Abdou Mbaye Diouf qui fréquente 3ème année de Primaire et corriger ou confirmer avec le QG.</w:t>
             </w:r>
           </w:p>
         </w:tc>
@@ -788,7 +1328,7 @@
                 <w:i w:val="0"/>
                 <w:sz w:val="16"/>
               </w:rPr>
-              <w:t>S00</w:t>
+              <w:t>S02</w:t>
               <w:br/>
             </w:r>
             <w:r>
@@ -798,7 +1338,7 @@
                 <w:color w:val="64748B"/>
                 <w:sz w:val="14"/>
               </w:rPr>
-              <w:t>Identification</w:t>
+              <w:t>Éducation</w:t>
             </w:r>
           </w:p>
         </w:tc>
@@ -814,7 +1354,7 @@
                 <w:color w:val="16A34A"/>
                 <w:sz w:val="16"/>
               </w:rPr>
-              <w:t>—</w:t>
+              <w:t>s01q25, s01q29, s01q30, s04q46, s01q00b</w:t>
             </w:r>
           </w:p>
         </w:tc>
@@ -845,7 +1385,7 @@
                 <w:i w:val="0"/>
                 <w:sz w:val="17"/>
               </w:rPr>
-              <w:t>L'adresse ou la localisation du ménage doit être bien renseignée, ne doit pas contenir des numéros de téléphone et elle semble courte pour être une adresse.</w:t>
+              <w:t>Il manque des informations non renseignées de Abdou Mbaye Diouf , prière de renseignés toutes les questions liées à Abdou Mbaye Diouf .</w:t>
             </w:r>
           </w:p>
         </w:tc>
@@ -878,7 +1418,7 @@
                 <w:i w:val="0"/>
                 <w:sz w:val="16"/>
               </w:rPr>
-              <w:t>S00</w:t>
+              <w:t>S02</w:t>
               <w:br/>
             </w:r>
             <w:r>
@@ -888,7 +1428,7 @@
                 <w:color w:val="64748B"/>
                 <w:sz w:val="14"/>
               </w:rPr>
-              <w:t>Identification</w:t>
+              <w:t>Éducation</w:t>
             </w:r>
           </w:p>
         </w:tc>
@@ -904,7 +1444,7 @@
                 <w:color w:val="16A34A"/>
                 <w:sz w:val="16"/>
               </w:rPr>
-              <w:t>—</w:t>
+              <w:t>s01q63, s00q04, s02q25, s01q00b, s02q17_2, s02q15_2</w:t>
             </w:r>
           </w:p>
         </w:tc>
@@ -935,7 +1475,7 @@
                 <w:i w:val="0"/>
                 <w:sz w:val="17"/>
               </w:rPr>
-              <w:t>Prière de renseigner la bonne adresse.Attention! Il manque des informations non renseignées dans la section 0, prière de regarder toutes les autres informations dans l'identification du ménage (IDENTIFICATION ET RENSEIGNEMENTS DE CONTROLE) ou dans OBSERVATIONS pour pouvoir renseigné toutes les questions liées au ménage.</w:t>
+              <w:t>Dans les milieux urbains c'est peu probable de voir une école dont les élèves ou étudiants ne dépensent pas en frais d'uniformes, prière de verifier pour Assane Diouf qui fréquente 2ème année de Secondaire 2 Général et corriger ou confirmer avec le QG.</w:t>
             </w:r>
           </w:p>
         </w:tc>
@@ -968,7 +1508,7 @@
                 <w:i w:val="0"/>
                 <w:sz w:val="16"/>
               </w:rPr>
-              <w:t>S01</w:t>
+              <w:t>S02</w:t>
               <w:br/>
             </w:r>
             <w:r>
@@ -978,7 +1518,7 @@
                 <w:color w:val="64748B"/>
                 <w:sz w:val="14"/>
               </w:rPr>
-              <w:t>Démographie</w:t>
+              <w:t>Éducation</w:t>
             </w:r>
           </w:p>
         </w:tc>
@@ -994,7 +1534,7 @@
                 <w:color w:val="16A34A"/>
                 <w:sz w:val="16"/>
               </w:rPr>
-              <w:t>—</w:t>
+              <w:t>s01q23, s01q00b, s01q23_autre</w:t>
             </w:r>
           </w:p>
         </w:tc>
@@ -1025,7 +1565,7 @@
                 <w:i w:val="0"/>
                 <w:sz w:val="17"/>
               </w:rPr>
-              <w:t>Attention ! Le montant (9999 Fcfa) dépensé ou reçu en cadeau pour les cartes prépayées, les transferts de crédit et les abonnements de  Papa Élimane Diouf est relativement élevé par rapport aux autres montants depansés observés dans cette zone.</w:t>
+              <w:t>La filière de Assane Diouf est pas de filière et semble exister dans les modalités, prière de prendre attache avec le QG pour plus d'explication afin de la classer bien.</w:t>
             </w:r>
           </w:p>
         </w:tc>
@@ -1058,7 +1598,7 @@
                 <w:i w:val="0"/>
                 <w:sz w:val="16"/>
               </w:rPr>
-              <w:t>S01</w:t>
+              <w:t>S02</w:t>
               <w:br/>
             </w:r>
             <w:r>
@@ -1068,7 +1608,7 @@
                 <w:color w:val="64748B"/>
                 <w:sz w:val="14"/>
               </w:rPr>
-              <w:t>Démographie</w:t>
+              <w:t>Éducation</w:t>
             </w:r>
           </w:p>
         </w:tc>
@@ -1084,7 +1624,7 @@
                 <w:color w:val="16A34A"/>
                 <w:sz w:val="16"/>
               </w:rPr>
-              <w:t>—</w:t>
+              <w:t>s01q63, s00q04, s02q25, s01q00b, s02q17_2, s02q15_2</w:t>
             </w:r>
           </w:p>
         </w:tc>
@@ -1115,7 +1655,7 @@
                 <w:i w:val="0"/>
                 <w:sz w:val="17"/>
               </w:rPr>
-              <w:t>Prière de corriger ou de confirmer avec le QG.</w:t>
+              <w:t>Dans les milieux urbains c'est peu probable de voir une école dont les élèves ou étudiants ne dépensent pas en frais d'uniformes, prière de verifier pour Khady Diouf qui fréquente 2ème année de Supérieur et corriger ou confirmer avec le QG.</w:t>
             </w:r>
           </w:p>
         </w:tc>
@@ -1148,7 +1688,7 @@
                 <w:i w:val="0"/>
                 <w:sz w:val="16"/>
               </w:rPr>
-              <w:t>S01</w:t>
+              <w:t>S02</w:t>
               <w:br/>
             </w:r>
             <w:r>
@@ -1158,7 +1698,7 @@
                 <w:color w:val="64748B"/>
                 <w:sz w:val="14"/>
               </w:rPr>
-              <w:t>Démographie</w:t>
+              <w:t>Éducation</w:t>
             </w:r>
           </w:p>
         </w:tc>
@@ -1174,7 +1714,7 @@
                 <w:color w:val="16A34A"/>
                 <w:sz w:val="16"/>
               </w:rPr>
-              <w:t>s01q41a, s01q00b</w:t>
+              <w:t>—</w:t>
             </w:r>
           </w:p>
         </w:tc>
@@ -1205,7 +1745,7 @@
                 <w:i w:val="0"/>
                 <w:sz w:val="17"/>
               </w:rPr>
-              <w:t>Attention ! Le montant (9999 Fcfa) dépensé ou reçu en cadeau pour les recharges internet ou de forfaits de données mobiles(hors appels vocaux), aucours des 30 derniers jours de  Papa Élimane Diouf est relativement élevé par rapport aux autres montants depansés observés dans cette zone.</w:t>
+              <w:t>S'il s'agit d'achat de carburant, d'un abonnement ou dépense en &lt;teliman&gt;, d'une dépense en &lt;sotrama&gt; ou en &lt;taxi&gt; afin de se rendre à l'école, prière d'annuler ces dépenses dans cette section et de les renseignées au niveau de la section 9.</w:t>
             </w:r>
           </w:p>
         </w:tc>
@@ -1238,7 +1778,7 @@
                 <w:i w:val="0"/>
                 <w:sz w:val="16"/>
               </w:rPr>
-              <w:t>S01</w:t>
+              <w:t>S02</w:t>
               <w:br/>
             </w:r>
             <w:r>
@@ -1248,7 +1788,7 @@
                 <w:color w:val="64748B"/>
                 <w:sz w:val="14"/>
               </w:rPr>
-              <w:t>Démographie</w:t>
+              <w:t>Éducation</w:t>
             </w:r>
           </w:p>
         </w:tc>
@@ -1264,7 +1804,7 @@
                 <w:color w:val="16A34A"/>
                 <w:sz w:val="16"/>
               </w:rPr>
-              <w:t>s01q10_1</w:t>
+              <w:t>—</w:t>
             </w:r>
           </w:p>
         </w:tc>
@@ -1295,7 +1835,7 @@
                 <w:i w:val="0"/>
                 <w:sz w:val="17"/>
               </w:rPr>
-              <w:t>La taille du ménage lors de l'enquête principale (8) de ce ménage est inférieur à la taille du denombrement (10), prière de fournir des explications concrètes ou aller revisiter le ménage.</w:t>
+              <w:t>Prière de corriger ou confirmer cette information avec le QG.</w:t>
             </w:r>
           </w:p>
         </w:tc>
@@ -1354,7 +1894,7 @@
                 <w:color w:val="16A34A"/>
                 <w:sz w:val="16"/>
               </w:rPr>
-              <w:t>—</w:t>
+              <w:t>s01q23, s01q00b, s01q23_autre</w:t>
             </w:r>
           </w:p>
         </w:tc>
@@ -1385,7 +1925,7 @@
                 <w:i w:val="0"/>
                 <w:sz w:val="17"/>
               </w:rPr>
-              <w:t>veuillez, s'il vous plait, confirmer les frais de scolarité ( 2000 FCFA) payée de Serigne Fallou Diouf avec le QG ou apporter les corrections nécessaires.</w:t>
+              <w:t>La filière de Khady Diouf est entreprenariat agricole et semble exister dans les modalités, prière de prendre attache avec le QG pour plus d'explication afin de la classer bien.</w:t>
             </w:r>
           </w:p>
         </w:tc>
@@ -1475,7 +2015,7 @@
                 <w:i w:val="0"/>
                 <w:sz w:val="17"/>
               </w:rPr>
-              <w:t>Dans les milieux urbains c'est peu probable de voir une école dont les élèves ou étudiants ne dépensent pas en frais d'uniformes, prière de verifier pour Serigne Fallou Diouf qui fréquente 4ème année de Primaire et corriger ou confirmer avec le QG.</w:t>
+              <w:t>Dans les milieux urbains c'est peu probable de voir une école dont les élèves ou étudiants ne dépensent pas en frais d'uniformes, prière de verifier pour Ndéye Maguette Diouf qui fréquente 4ème année de Secondaire 1 (Moyen) Général et corriger ou confirmer avec le QG.</w:t>
             </w:r>
           </w:p>
         </w:tc>
@@ -1534,7 +2074,7 @@
                 <w:color w:val="16A34A"/>
                 <w:sz w:val="16"/>
               </w:rPr>
-              <w:t>—</w:t>
+              <w:t>s01q63, s00q04, s02q25, s01q00b, s02q17_2, s02q15_2</w:t>
             </w:r>
           </w:p>
         </w:tc>
@@ -1565,1087 +2105,7 @@
                 <w:i w:val="0"/>
                 <w:sz w:val="17"/>
               </w:rPr>
-              <w:t>veuillez, s'il vous plait, confirmer les frais de scolarité ( 2500 FCFA) payée de Abdou Mbaye Diouf avec le QG ou apporter les corrections nécessaires.</w:t>
-            </w:r>
-          </w:p>
-        </w:tc>
-      </w:tr>
-      <w:tr>
-        <w:tc>
-          <w:tcPr>
-            <w:tcW w:type="dxa" w:w="964"/>
-          </w:tcPr>
-          <w:p>
-            <w:r>
-              <w:rPr>
-                <w:b/>
-                <w:i w:val="0"/>
-                <w:color w:val="EA580C"/>
-                <w:sz w:val="16"/>
-              </w:rPr>
-              <w:t>Moyenne</w:t>
-            </w:r>
-          </w:p>
-        </w:tc>
-        <w:tc>
-          <w:tcPr>
-            <w:tcW w:type="dxa" w:w="1247"/>
-          </w:tcPr>
-          <w:p>
-            <w:r>
-              <w:rPr>
-                <w:b/>
-                <w:i w:val="0"/>
-                <w:sz w:val="16"/>
-              </w:rPr>
-              <w:t>S02</w:t>
-              <w:br/>
-            </w:r>
-            <w:r>
-              <w:rPr>
-                <w:b w:val="0"/>
-                <w:i w:val="0"/>
-                <w:color w:val="64748B"/>
-                <w:sz w:val="14"/>
-              </w:rPr>
-              <w:t>Éducation</w:t>
-            </w:r>
-          </w:p>
-        </w:tc>
-        <w:tc>
-          <w:tcPr>
-            <w:tcW w:type="dxa" w:w="1531"/>
-          </w:tcPr>
-          <w:p>
-            <w:r>
-              <w:rPr>
-                <w:b/>
-                <w:i w:val="0"/>
-                <w:color w:val="16A34A"/>
-                <w:sz w:val="16"/>
-              </w:rPr>
-              <w:t>s01q63, s00q04, s02q25, s01q00b, s02q17_2, s02q15_2</w:t>
-            </w:r>
-          </w:p>
-        </w:tc>
-        <w:tc>
-          <w:tcPr>
-            <w:tcW w:type="dxa" w:w="1191"/>
-          </w:tcPr>
-          <w:p>
-            <w:r>
-              <w:rPr>
-                <w:b w:val="0"/>
-                <w:i w:val="0"/>
-                <w:color w:val="64748B"/>
-                <w:sz w:val="16"/>
-              </w:rPr>
-              <w:t>GT-CQ</w:t>
-            </w:r>
-          </w:p>
-        </w:tc>
-        <w:tc>
-          <w:tcPr>
-            <w:tcW w:type="dxa" w:w="4706"/>
-          </w:tcPr>
-          <w:p>
-            <w:r>
-              <w:rPr>
-                <w:b w:val="0"/>
-                <w:i w:val="0"/>
-                <w:sz w:val="17"/>
-              </w:rPr>
-              <w:t>Dans les milieux urbains c'est peu probable de voir une école dont les élèves ou étudiants ne dépensent pas en frais d'uniformes, prière de verifier pour Abdou Mbaye Diouf qui fréquente 3ème année de Primaire et corriger ou confirmer avec le QG.</w:t>
-            </w:r>
-          </w:p>
-        </w:tc>
-      </w:tr>
-      <w:tr>
-        <w:tc>
-          <w:tcPr>
-            <w:tcW w:type="dxa" w:w="964"/>
-          </w:tcPr>
-          <w:p>
-            <w:r>
-              <w:rPr>
-                <w:b/>
-                <w:i w:val="0"/>
-                <w:color w:val="EA580C"/>
-                <w:sz w:val="16"/>
-              </w:rPr>
-              <w:t>Moyenne</w:t>
-            </w:r>
-          </w:p>
-        </w:tc>
-        <w:tc>
-          <w:tcPr>
-            <w:tcW w:type="dxa" w:w="1247"/>
-          </w:tcPr>
-          <w:p>
-            <w:r>
-              <w:rPr>
-                <w:b/>
-                <w:i w:val="0"/>
-                <w:sz w:val="16"/>
-              </w:rPr>
-              <w:t>S02</w:t>
-              <w:br/>
-            </w:r>
-            <w:r>
-              <w:rPr>
-                <w:b w:val="0"/>
-                <w:i w:val="0"/>
-                <w:color w:val="64748B"/>
-                <w:sz w:val="14"/>
-              </w:rPr>
-              <w:t>Éducation</w:t>
-            </w:r>
-          </w:p>
-        </w:tc>
-        <w:tc>
-          <w:tcPr>
-            <w:tcW w:type="dxa" w:w="1531"/>
-          </w:tcPr>
-          <w:p>
-            <w:r>
-              <w:rPr>
-                <w:b/>
-                <w:i w:val="0"/>
-                <w:color w:val="16A34A"/>
-                <w:sz w:val="16"/>
-              </w:rPr>
-              <w:t>s01q25, s01q29, s01q30, s04q46, s01q00b</w:t>
-            </w:r>
-          </w:p>
-        </w:tc>
-        <w:tc>
-          <w:tcPr>
-            <w:tcW w:type="dxa" w:w="1191"/>
-          </w:tcPr>
-          <w:p>
-            <w:r>
-              <w:rPr>
-                <w:b w:val="0"/>
-                <w:i w:val="0"/>
-                <w:color w:val="64748B"/>
-                <w:sz w:val="16"/>
-              </w:rPr>
-              <w:t>GT-CQ</w:t>
-            </w:r>
-          </w:p>
-        </w:tc>
-        <w:tc>
-          <w:tcPr>
-            <w:tcW w:type="dxa" w:w="4706"/>
-          </w:tcPr>
-          <w:p>
-            <w:r>
-              <w:rPr>
-                <w:b w:val="0"/>
-                <w:i w:val="0"/>
-                <w:sz w:val="17"/>
-              </w:rPr>
-              <w:t>Il manque des informations non renseignées de Abdou Mbaye Diouf , prière de renseignés toutes les questions liées à Abdou Mbaye Diouf .</w:t>
-            </w:r>
-          </w:p>
-        </w:tc>
-      </w:tr>
-      <w:tr>
-        <w:tc>
-          <w:tcPr>
-            <w:tcW w:type="dxa" w:w="964"/>
-          </w:tcPr>
-          <w:p>
-            <w:r>
-              <w:rPr>
-                <w:b/>
-                <w:i w:val="0"/>
-                <w:color w:val="EA580C"/>
-                <w:sz w:val="16"/>
-              </w:rPr>
-              <w:t>Moyenne</w:t>
-            </w:r>
-          </w:p>
-        </w:tc>
-        <w:tc>
-          <w:tcPr>
-            <w:tcW w:type="dxa" w:w="1247"/>
-          </w:tcPr>
-          <w:p>
-            <w:r>
-              <w:rPr>
-                <w:b/>
-                <w:i w:val="0"/>
-                <w:sz w:val="16"/>
-              </w:rPr>
-              <w:t>S02</w:t>
-              <w:br/>
-            </w:r>
-            <w:r>
-              <w:rPr>
-                <w:b w:val="0"/>
-                <w:i w:val="0"/>
-                <w:color w:val="64748B"/>
-                <w:sz w:val="14"/>
-              </w:rPr>
-              <w:t>Éducation</w:t>
-            </w:r>
-          </w:p>
-        </w:tc>
-        <w:tc>
-          <w:tcPr>
-            <w:tcW w:type="dxa" w:w="1531"/>
-          </w:tcPr>
-          <w:p>
-            <w:r>
-              <w:rPr>
-                <w:b/>
-                <w:i w:val="0"/>
-                <w:color w:val="16A34A"/>
-                <w:sz w:val="16"/>
-              </w:rPr>
-              <w:t>—</w:t>
-            </w:r>
-          </w:p>
-        </w:tc>
-        <w:tc>
-          <w:tcPr>
-            <w:tcW w:type="dxa" w:w="1191"/>
-          </w:tcPr>
-          <w:p>
-            <w:r>
-              <w:rPr>
-                <w:b w:val="0"/>
-                <w:i w:val="0"/>
-                <w:color w:val="64748B"/>
-                <w:sz w:val="16"/>
-              </w:rPr>
-              <w:t>GT-CQ</w:t>
-            </w:r>
-          </w:p>
-        </w:tc>
-        <w:tc>
-          <w:tcPr>
-            <w:tcW w:type="dxa" w:w="4706"/>
-          </w:tcPr>
-          <w:p>
-            <w:r>
-              <w:rPr>
-                <w:b w:val="0"/>
-                <w:i w:val="0"/>
-                <w:sz w:val="17"/>
-              </w:rPr>
-              <w:t>veuillez, s'il vous plait, confirmer les frais de scolarité ( 5000 FCFA) payée de Assane Diouf avec le QG ou apporter les corrections nécessaires.</w:t>
-            </w:r>
-          </w:p>
-        </w:tc>
-      </w:tr>
-      <w:tr>
-        <w:tc>
-          <w:tcPr>
-            <w:tcW w:type="dxa" w:w="964"/>
-          </w:tcPr>
-          <w:p>
-            <w:r>
-              <w:rPr>
-                <w:b/>
-                <w:i w:val="0"/>
-                <w:color w:val="EA580C"/>
-                <w:sz w:val="16"/>
-              </w:rPr>
-              <w:t>Moyenne</w:t>
-            </w:r>
-          </w:p>
-        </w:tc>
-        <w:tc>
-          <w:tcPr>
-            <w:tcW w:type="dxa" w:w="1247"/>
-          </w:tcPr>
-          <w:p>
-            <w:r>
-              <w:rPr>
-                <w:b/>
-                <w:i w:val="0"/>
-                <w:sz w:val="16"/>
-              </w:rPr>
-              <w:t>S02</w:t>
-              <w:br/>
-            </w:r>
-            <w:r>
-              <w:rPr>
-                <w:b w:val="0"/>
-                <w:i w:val="0"/>
-                <w:color w:val="64748B"/>
-                <w:sz w:val="14"/>
-              </w:rPr>
-              <w:t>Éducation</w:t>
-            </w:r>
-          </w:p>
-        </w:tc>
-        <w:tc>
-          <w:tcPr>
-            <w:tcW w:type="dxa" w:w="1531"/>
-          </w:tcPr>
-          <w:p>
-            <w:r>
-              <w:rPr>
-                <w:b/>
-                <w:i w:val="0"/>
-                <w:color w:val="16A34A"/>
-                <w:sz w:val="16"/>
-              </w:rPr>
-              <w:t>s01q63, s00q04, s02q25, s01q00b, s02q17_2, s02q15_2</w:t>
-            </w:r>
-          </w:p>
-        </w:tc>
-        <w:tc>
-          <w:tcPr>
-            <w:tcW w:type="dxa" w:w="1191"/>
-          </w:tcPr>
-          <w:p>
-            <w:r>
-              <w:rPr>
-                <w:b w:val="0"/>
-                <w:i w:val="0"/>
-                <w:color w:val="64748B"/>
-                <w:sz w:val="16"/>
-              </w:rPr>
-              <w:t>GT-CQ</w:t>
-            </w:r>
-          </w:p>
-        </w:tc>
-        <w:tc>
-          <w:tcPr>
-            <w:tcW w:type="dxa" w:w="4706"/>
-          </w:tcPr>
-          <w:p>
-            <w:r>
-              <w:rPr>
-                <w:b w:val="0"/>
-                <w:i w:val="0"/>
-                <w:sz w:val="17"/>
-              </w:rPr>
-              <w:t>Dans les milieux urbains c'est peu probable de voir une école dont les élèves ou étudiants ne dépensent pas en frais d'uniformes, prière de verifier pour Assane Diouf qui fréquente 2ème année de Secondaire 2 Général et corriger ou confirmer avec le QG.</w:t>
-            </w:r>
-          </w:p>
-        </w:tc>
-      </w:tr>
-      <w:tr>
-        <w:tc>
-          <w:tcPr>
-            <w:tcW w:type="dxa" w:w="964"/>
-          </w:tcPr>
-          <w:p>
-            <w:r>
-              <w:rPr>
-                <w:b/>
-                <w:i w:val="0"/>
-                <w:color w:val="EA580C"/>
-                <w:sz w:val="16"/>
-              </w:rPr>
-              <w:t>Moyenne</w:t>
-            </w:r>
-          </w:p>
-        </w:tc>
-        <w:tc>
-          <w:tcPr>
-            <w:tcW w:type="dxa" w:w="1247"/>
-          </w:tcPr>
-          <w:p>
-            <w:r>
-              <w:rPr>
-                <w:b/>
-                <w:i w:val="0"/>
-                <w:sz w:val="16"/>
-              </w:rPr>
-              <w:t>S02</w:t>
-              <w:br/>
-            </w:r>
-            <w:r>
-              <w:rPr>
-                <w:b w:val="0"/>
-                <w:i w:val="0"/>
-                <w:color w:val="64748B"/>
-                <w:sz w:val="14"/>
-              </w:rPr>
-              <w:t>Éducation</w:t>
-            </w:r>
-          </w:p>
-        </w:tc>
-        <w:tc>
-          <w:tcPr>
-            <w:tcW w:type="dxa" w:w="1531"/>
-          </w:tcPr>
-          <w:p>
-            <w:r>
-              <w:rPr>
-                <w:b/>
-                <w:i w:val="0"/>
-                <w:color w:val="16A34A"/>
-                <w:sz w:val="16"/>
-              </w:rPr>
-              <w:t>s01q23, s01q00b, s01q23_autre</w:t>
-            </w:r>
-          </w:p>
-        </w:tc>
-        <w:tc>
-          <w:tcPr>
-            <w:tcW w:type="dxa" w:w="1191"/>
-          </w:tcPr>
-          <w:p>
-            <w:r>
-              <w:rPr>
-                <w:b w:val="0"/>
-                <w:i w:val="0"/>
-                <w:color w:val="64748B"/>
-                <w:sz w:val="16"/>
-              </w:rPr>
-              <w:t>GT-CQ</w:t>
-            </w:r>
-          </w:p>
-        </w:tc>
-        <w:tc>
-          <w:tcPr>
-            <w:tcW w:type="dxa" w:w="4706"/>
-          </w:tcPr>
-          <w:p>
-            <w:r>
-              <w:rPr>
-                <w:b w:val="0"/>
-                <w:i w:val="0"/>
-                <w:sz w:val="17"/>
-              </w:rPr>
-              <w:t>La filière de Assane Diouf est pas de filière et semble exister dans les modalités, prière de prendre attache avec le QG pour plus d'explication afin de la classer bien.</w:t>
-            </w:r>
-          </w:p>
-        </w:tc>
-      </w:tr>
-      <w:tr>
-        <w:tc>
-          <w:tcPr>
-            <w:tcW w:type="dxa" w:w="964"/>
-          </w:tcPr>
-          <w:p>
-            <w:r>
-              <w:rPr>
-                <w:b/>
-                <w:i w:val="0"/>
-                <w:color w:val="EA580C"/>
-                <w:sz w:val="16"/>
-              </w:rPr>
-              <w:t>Moyenne</w:t>
-            </w:r>
-          </w:p>
-        </w:tc>
-        <w:tc>
-          <w:tcPr>
-            <w:tcW w:type="dxa" w:w="1247"/>
-          </w:tcPr>
-          <w:p>
-            <w:r>
-              <w:rPr>
-                <w:b/>
-                <w:i w:val="0"/>
-                <w:sz w:val="16"/>
-              </w:rPr>
-              <w:t>S02</w:t>
-              <w:br/>
-            </w:r>
-            <w:r>
-              <w:rPr>
-                <w:b w:val="0"/>
-                <w:i w:val="0"/>
-                <w:color w:val="64748B"/>
-                <w:sz w:val="14"/>
-              </w:rPr>
-              <w:t>Éducation</w:t>
-            </w:r>
-          </w:p>
-        </w:tc>
-        <w:tc>
-          <w:tcPr>
-            <w:tcW w:type="dxa" w:w="1531"/>
-          </w:tcPr>
-          <w:p>
-            <w:r>
-              <w:rPr>
-                <w:b/>
-                <w:i w:val="0"/>
-                <w:color w:val="16A34A"/>
-                <w:sz w:val="16"/>
-              </w:rPr>
-              <w:t>—</w:t>
-            </w:r>
-          </w:p>
-        </w:tc>
-        <w:tc>
-          <w:tcPr>
-            <w:tcW w:type="dxa" w:w="1191"/>
-          </w:tcPr>
-          <w:p>
-            <w:r>
-              <w:rPr>
-                <w:b w:val="0"/>
-                <w:i w:val="0"/>
-                <w:color w:val="64748B"/>
-                <w:sz w:val="16"/>
-              </w:rPr>
-              <w:t>GT-CQ</w:t>
-            </w:r>
-          </w:p>
-        </w:tc>
-        <w:tc>
-          <w:tcPr>
-            <w:tcW w:type="dxa" w:w="4706"/>
-          </w:tcPr>
-          <w:p>
-            <w:r>
-              <w:rPr>
-                <w:b w:val="0"/>
-                <w:i w:val="0"/>
-                <w:sz w:val="17"/>
-              </w:rPr>
-              <w:t>veuillez, s'il vous plait, confirmer les frais de scolarité ( 5500 FCFA) payée de Ndéye Maguette Diouf avec le QG ou apporter les corrections nécessaires.</w:t>
-            </w:r>
-          </w:p>
-        </w:tc>
-      </w:tr>
-      <w:tr>
-        <w:tc>
-          <w:tcPr>
-            <w:tcW w:type="dxa" w:w="964"/>
-          </w:tcPr>
-          <w:p>
-            <w:r>
-              <w:rPr>
-                <w:b/>
-                <w:i w:val="0"/>
-                <w:color w:val="EA580C"/>
-                <w:sz w:val="16"/>
-              </w:rPr>
-              <w:t>Moyenne</w:t>
-            </w:r>
-          </w:p>
-        </w:tc>
-        <w:tc>
-          <w:tcPr>
-            <w:tcW w:type="dxa" w:w="1247"/>
-          </w:tcPr>
-          <w:p>
-            <w:r>
-              <w:rPr>
-                <w:b/>
-                <w:i w:val="0"/>
-                <w:sz w:val="16"/>
-              </w:rPr>
-              <w:t>S02</w:t>
-              <w:br/>
-            </w:r>
-            <w:r>
-              <w:rPr>
-                <w:b w:val="0"/>
-                <w:i w:val="0"/>
-                <w:color w:val="64748B"/>
-                <w:sz w:val="14"/>
-              </w:rPr>
-              <w:t>Éducation</w:t>
-            </w:r>
-          </w:p>
-        </w:tc>
-        <w:tc>
-          <w:tcPr>
-            <w:tcW w:type="dxa" w:w="1531"/>
-          </w:tcPr>
-          <w:p>
-            <w:r>
-              <w:rPr>
-                <w:b/>
-                <w:i w:val="0"/>
-                <w:color w:val="16A34A"/>
-                <w:sz w:val="16"/>
-              </w:rPr>
-              <w:t>s01q63, s00q04, s02q25, s01q00b, s02q17_2, s02q15_2</w:t>
-            </w:r>
-          </w:p>
-        </w:tc>
-        <w:tc>
-          <w:tcPr>
-            <w:tcW w:type="dxa" w:w="1191"/>
-          </w:tcPr>
-          <w:p>
-            <w:r>
-              <w:rPr>
-                <w:b w:val="0"/>
-                <w:i w:val="0"/>
-                <w:color w:val="64748B"/>
-                <w:sz w:val="16"/>
-              </w:rPr>
-              <w:t>GT-CQ</w:t>
-            </w:r>
-          </w:p>
-        </w:tc>
-        <w:tc>
-          <w:tcPr>
-            <w:tcW w:type="dxa" w:w="4706"/>
-          </w:tcPr>
-          <w:p>
-            <w:r>
-              <w:rPr>
-                <w:b w:val="0"/>
-                <w:i w:val="0"/>
-                <w:sz w:val="17"/>
-              </w:rPr>
-              <w:t>Dans les milieux urbains c'est peu probable de voir une école dont les élèves ou étudiants ne dépensent pas en frais d'uniformes, prière de verifier pour Ndéye Maguette Diouf qui fréquente 4ème année de Secondaire 1 (Moyen) Général et corriger ou confirmer avec le QG.</w:t>
-            </w:r>
-          </w:p>
-        </w:tc>
-      </w:tr>
-      <w:tr>
-        <w:tc>
-          <w:tcPr>
-            <w:tcW w:type="dxa" w:w="964"/>
-          </w:tcPr>
-          <w:p>
-            <w:r>
-              <w:rPr>
-                <w:b/>
-                <w:i w:val="0"/>
-                <w:color w:val="EA580C"/>
-                <w:sz w:val="16"/>
-              </w:rPr>
-              <w:t>Moyenne</w:t>
-            </w:r>
-          </w:p>
-        </w:tc>
-        <w:tc>
-          <w:tcPr>
-            <w:tcW w:type="dxa" w:w="1247"/>
-          </w:tcPr>
-          <w:p>
-            <w:r>
-              <w:rPr>
-                <w:b/>
-                <w:i w:val="0"/>
-                <w:sz w:val="16"/>
-              </w:rPr>
-              <w:t>S02</w:t>
-              <w:br/>
-            </w:r>
-            <w:r>
-              <w:rPr>
-                <w:b w:val="0"/>
-                <w:i w:val="0"/>
-                <w:color w:val="64748B"/>
-                <w:sz w:val="14"/>
-              </w:rPr>
-              <w:t>Éducation</w:t>
-            </w:r>
-          </w:p>
-        </w:tc>
-        <w:tc>
-          <w:tcPr>
-            <w:tcW w:type="dxa" w:w="1531"/>
-          </w:tcPr>
-          <w:p>
-            <w:r>
-              <w:rPr>
-                <w:b/>
-                <w:i w:val="0"/>
-                <w:color w:val="16A34A"/>
-                <w:sz w:val="16"/>
-              </w:rPr>
-              <w:t>—</w:t>
-            </w:r>
-          </w:p>
-        </w:tc>
-        <w:tc>
-          <w:tcPr>
-            <w:tcW w:type="dxa" w:w="1191"/>
-          </w:tcPr>
-          <w:p>
-            <w:r>
-              <w:rPr>
-                <w:b w:val="0"/>
-                <w:i w:val="0"/>
-                <w:color w:val="64748B"/>
-                <w:sz w:val="16"/>
-              </w:rPr>
-              <w:t>GT-CQ</w:t>
-            </w:r>
-          </w:p>
-        </w:tc>
-        <w:tc>
-          <w:tcPr>
-            <w:tcW w:type="dxa" w:w="4706"/>
-          </w:tcPr>
-          <w:p>
-            <w:r>
-              <w:rPr>
-                <w:b w:val="0"/>
-                <w:i w:val="0"/>
-                <w:sz w:val="17"/>
-              </w:rPr>
-              <w:t>veuillez, s'il vous plait, confirmer les frais de scolarité ( 90000 FCFA) payée de Khady Diouf avec le QG ou apporter les corrections nécessaires.</w:t>
-            </w:r>
-          </w:p>
-        </w:tc>
-      </w:tr>
-      <w:tr>
-        <w:tc>
-          <w:tcPr>
-            <w:tcW w:type="dxa" w:w="964"/>
-          </w:tcPr>
-          <w:p>
-            <w:r>
-              <w:rPr>
-                <w:b/>
-                <w:i w:val="0"/>
-                <w:color w:val="EA580C"/>
-                <w:sz w:val="16"/>
-              </w:rPr>
-              <w:t>Moyenne</w:t>
-            </w:r>
-          </w:p>
-        </w:tc>
-        <w:tc>
-          <w:tcPr>
-            <w:tcW w:type="dxa" w:w="1247"/>
-          </w:tcPr>
-          <w:p>
-            <w:r>
-              <w:rPr>
-                <w:b/>
-                <w:i w:val="0"/>
-                <w:sz w:val="16"/>
-              </w:rPr>
-              <w:t>S02</w:t>
-              <w:br/>
-            </w:r>
-            <w:r>
-              <w:rPr>
-                <w:b w:val="0"/>
-                <w:i w:val="0"/>
-                <w:color w:val="64748B"/>
-                <w:sz w:val="14"/>
-              </w:rPr>
-              <w:t>Éducation</w:t>
-            </w:r>
-          </w:p>
-        </w:tc>
-        <w:tc>
-          <w:tcPr>
-            <w:tcW w:type="dxa" w:w="1531"/>
-          </w:tcPr>
-          <w:p>
-            <w:r>
-              <w:rPr>
-                <w:b/>
-                <w:i w:val="0"/>
-                <w:color w:val="16A34A"/>
-                <w:sz w:val="16"/>
-              </w:rPr>
-              <w:t>s01q63, s00q04, s02q25, s01q00b, s02q17_2, s02q15_2</w:t>
-            </w:r>
-          </w:p>
-        </w:tc>
-        <w:tc>
-          <w:tcPr>
-            <w:tcW w:type="dxa" w:w="1191"/>
-          </w:tcPr>
-          <w:p>
-            <w:r>
-              <w:rPr>
-                <w:b w:val="0"/>
-                <w:i w:val="0"/>
-                <w:color w:val="64748B"/>
-                <w:sz w:val="16"/>
-              </w:rPr>
-              <w:t>GT-CQ</w:t>
-            </w:r>
-          </w:p>
-        </w:tc>
-        <w:tc>
-          <w:tcPr>
-            <w:tcW w:type="dxa" w:w="4706"/>
-          </w:tcPr>
-          <w:p>
-            <w:r>
-              <w:rPr>
-                <w:b w:val="0"/>
-                <w:i w:val="0"/>
-                <w:sz w:val="17"/>
-              </w:rPr>
-              <w:t>Dans les milieux urbains c'est peu probable de voir une école dont les élèves ou étudiants ne dépensent pas en frais d'uniformes, prière de verifier pour Khady Diouf qui fréquente 2ème année de Supérieur et corriger ou confirmer avec le QG.</w:t>
-            </w:r>
-          </w:p>
-        </w:tc>
-      </w:tr>
-      <w:tr>
-        <w:tc>
-          <w:tcPr>
-            <w:tcW w:type="dxa" w:w="964"/>
-          </w:tcPr>
-          <w:p>
-            <w:r>
-              <w:rPr>
-                <w:b/>
-                <w:i w:val="0"/>
-                <w:color w:val="EA580C"/>
-                <w:sz w:val="16"/>
-              </w:rPr>
-              <w:t>Moyenne</w:t>
-            </w:r>
-          </w:p>
-        </w:tc>
-        <w:tc>
-          <w:tcPr>
-            <w:tcW w:type="dxa" w:w="1247"/>
-          </w:tcPr>
-          <w:p>
-            <w:r>
-              <w:rPr>
-                <w:b/>
-                <w:i w:val="0"/>
-                <w:sz w:val="16"/>
-              </w:rPr>
-              <w:t>S02</w:t>
-              <w:br/>
-            </w:r>
-            <w:r>
-              <w:rPr>
-                <w:b w:val="0"/>
-                <w:i w:val="0"/>
-                <w:color w:val="64748B"/>
-                <w:sz w:val="14"/>
-              </w:rPr>
-              <w:t>Éducation</w:t>
-            </w:r>
-          </w:p>
-        </w:tc>
-        <w:tc>
-          <w:tcPr>
-            <w:tcW w:type="dxa" w:w="1531"/>
-          </w:tcPr>
-          <w:p>
-            <w:r>
-              <w:rPr>
-                <w:b/>
-                <w:i w:val="0"/>
-                <w:color w:val="16A34A"/>
-                <w:sz w:val="16"/>
-              </w:rPr>
-              <w:t>—</w:t>
-            </w:r>
-          </w:p>
-        </w:tc>
-        <w:tc>
-          <w:tcPr>
-            <w:tcW w:type="dxa" w:w="1191"/>
-          </w:tcPr>
-          <w:p>
-            <w:r>
-              <w:rPr>
-                <w:b w:val="0"/>
-                <w:i w:val="0"/>
-                <w:color w:val="64748B"/>
-                <w:sz w:val="16"/>
-              </w:rPr>
-              <w:t>GT-CQ</w:t>
-            </w:r>
-          </w:p>
-        </w:tc>
-        <w:tc>
-          <w:tcPr>
-            <w:tcW w:type="dxa" w:w="4706"/>
-          </w:tcPr>
-          <w:p>
-            <w:r>
-              <w:rPr>
-                <w:b w:val="0"/>
-                <w:i w:val="0"/>
-                <w:sz w:val="17"/>
-              </w:rPr>
-              <w:t>S'il s'agit d'achat de carburant, d'un abonnement ou dépense en &lt;teliman&gt;, d'une dépense en &lt;sotrama&gt; ou en &lt;taxi&gt; afin de se rendre à l'école, prière d'annuler ces dépenses dans cette section et de les renseignées au niveau de la section 9.</w:t>
-            </w:r>
-          </w:p>
-        </w:tc>
-      </w:tr>
-      <w:tr>
-        <w:tc>
-          <w:tcPr>
-            <w:tcW w:type="dxa" w:w="964"/>
-          </w:tcPr>
-          <w:p>
-            <w:r>
-              <w:rPr>
-                <w:b/>
-                <w:i w:val="0"/>
-                <w:color w:val="EA580C"/>
-                <w:sz w:val="16"/>
-              </w:rPr>
-              <w:t>Moyenne</w:t>
-            </w:r>
-          </w:p>
-        </w:tc>
-        <w:tc>
-          <w:tcPr>
-            <w:tcW w:type="dxa" w:w="1247"/>
-          </w:tcPr>
-          <w:p>
-            <w:r>
-              <w:rPr>
-                <w:b/>
-                <w:i w:val="0"/>
-                <w:sz w:val="16"/>
-              </w:rPr>
-              <w:t>S02</w:t>
-              <w:br/>
-            </w:r>
-            <w:r>
-              <w:rPr>
-                <w:b w:val="0"/>
-                <w:i w:val="0"/>
-                <w:color w:val="64748B"/>
-                <w:sz w:val="14"/>
-              </w:rPr>
-              <w:t>Éducation</w:t>
-            </w:r>
-          </w:p>
-        </w:tc>
-        <w:tc>
-          <w:tcPr>
-            <w:tcW w:type="dxa" w:w="1531"/>
-          </w:tcPr>
-          <w:p>
-            <w:r>
-              <w:rPr>
-                <w:b/>
-                <w:i w:val="0"/>
-                <w:color w:val="16A34A"/>
-                <w:sz w:val="16"/>
-              </w:rPr>
-              <w:t>—</w:t>
-            </w:r>
-          </w:p>
-        </w:tc>
-        <w:tc>
-          <w:tcPr>
-            <w:tcW w:type="dxa" w:w="1191"/>
-          </w:tcPr>
-          <w:p>
-            <w:r>
-              <w:rPr>
-                <w:b w:val="0"/>
-                <w:i w:val="0"/>
-                <w:color w:val="64748B"/>
-                <w:sz w:val="16"/>
-              </w:rPr>
-              <w:t>GT-CQ</w:t>
-            </w:r>
-          </w:p>
-        </w:tc>
-        <w:tc>
-          <w:tcPr>
-            <w:tcW w:type="dxa" w:w="4706"/>
-          </w:tcPr>
-          <w:p>
-            <w:r>
-              <w:rPr>
-                <w:b w:val="0"/>
-                <w:i w:val="0"/>
-                <w:sz w:val="17"/>
-              </w:rPr>
-              <w:t>Prière de corriger ou confirmer cette information avec le QG.</w:t>
-            </w:r>
-          </w:p>
-        </w:tc>
-      </w:tr>
-      <w:tr>
-        <w:tc>
-          <w:tcPr>
-            <w:tcW w:type="dxa" w:w="964"/>
-          </w:tcPr>
-          <w:p>
-            <w:r>
-              <w:rPr>
-                <w:b/>
-                <w:i w:val="0"/>
-                <w:color w:val="EA580C"/>
-                <w:sz w:val="16"/>
-              </w:rPr>
-              <w:t>Moyenne</w:t>
-            </w:r>
-          </w:p>
-        </w:tc>
-        <w:tc>
-          <w:tcPr>
-            <w:tcW w:type="dxa" w:w="1247"/>
-          </w:tcPr>
-          <w:p>
-            <w:r>
-              <w:rPr>
-                <w:b/>
-                <w:i w:val="0"/>
-                <w:sz w:val="16"/>
-              </w:rPr>
-              <w:t>S02</w:t>
-              <w:br/>
-            </w:r>
-            <w:r>
-              <w:rPr>
-                <w:b w:val="0"/>
-                <w:i w:val="0"/>
-                <w:color w:val="64748B"/>
-                <w:sz w:val="14"/>
-              </w:rPr>
-              <w:t>Éducation</w:t>
-            </w:r>
-          </w:p>
-        </w:tc>
-        <w:tc>
-          <w:tcPr>
-            <w:tcW w:type="dxa" w:w="1531"/>
-          </w:tcPr>
-          <w:p>
-            <w:r>
-              <w:rPr>
-                <w:b/>
-                <w:i w:val="0"/>
-                <w:color w:val="16A34A"/>
-                <w:sz w:val="16"/>
-              </w:rPr>
-              <w:t>s01q23, s01q00b, s01q23_autre</w:t>
-            </w:r>
-          </w:p>
-        </w:tc>
-        <w:tc>
-          <w:tcPr>
-            <w:tcW w:type="dxa" w:w="1191"/>
-          </w:tcPr>
-          <w:p>
-            <w:r>
-              <w:rPr>
-                <w:b w:val="0"/>
-                <w:i w:val="0"/>
-                <w:color w:val="64748B"/>
-                <w:sz w:val="16"/>
-              </w:rPr>
-              <w:t>GT-CQ</w:t>
-            </w:r>
-          </w:p>
-        </w:tc>
-        <w:tc>
-          <w:tcPr>
-            <w:tcW w:type="dxa" w:w="4706"/>
-          </w:tcPr>
-          <w:p>
-            <w:r>
-              <w:rPr>
-                <w:b w:val="0"/>
-                <w:i w:val="0"/>
-                <w:sz w:val="17"/>
-              </w:rPr>
-              <w:t>La filière de Khady Diouf est entreprenariat agricole et semble exister dans les modalités, prière de prendre attache avec le QG pour plus d'explication afin de la classer bien.</w:t>
+              <w:t>Dans les milieux urbains c'est peu probable de voir une école dont les élèves ou étudiants ne dépensent pas en frais d'uniformes, prière de verifier pour Serigne Fallou Diouf qui fréquente 4ème année de Primaire et corriger ou confirmer avec le QG.</w:t>
             </w:r>
           </w:p>
         </w:tc>
